--- a/data/templates/invoice.docx
+++ b/data/templates/invoice.docx
@@ -23,7 +23,7 @@
       </w:tblGrid>
       <w:tr>
         <w:trPr>
-          <w:trHeight w:val="864" w:hRule="exact"/>
+          <w:trHeight w:val="658" w:hRule="exact"/>
         </w:trPr>
         <w:tc>
           <w:tcPr>
@@ -33,6 +33,7 @@
           <w:p>
             <w:pPr>
               <w:pStyle w:val="Heading1"/>
+              <w:pageBreakBefore/>
               <w:bidi w:val="1"/>
               <w:jc w:val="left"/>
               <w:rPr/>
@@ -56,21 +57,6 @@
                 <w:lang w:eastAsia="ar-SA"/>
               </w:rPr>
               <w:t>}}</w:t>
-            </w:r>
-          </w:p>
-          <w:p>
-            <w:pPr>
-              <w:pStyle w:val="Style11"/>
-              <w:bidi w:val="1"/>
-              <w:jc w:val="left"/>
-              <w:rPr>
-                <w:lang w:eastAsia="ar-SA"/>
-              </w:rPr>
-            </w:pPr>
-            <w:r>
-              <w:rPr>
-                <w:rtl w:val="true"/>
-              </w:rPr>
             </w:r>
           </w:p>
         </w:tc>
@@ -111,7 +97,7 @@
       </w:tr>
       <w:tr>
         <w:trPr>
-          <w:trHeight w:val="867" w:hRule="exact"/>
+          <w:trHeight w:val="1859" w:hRule="exact"/>
         </w:trPr>
         <w:tc>
           <w:tcPr>
@@ -193,14 +179,7 @@
                 <w:rtl w:val="true"/>
                 <w:lang w:eastAsia="ar-SA"/>
               </w:rPr>
-              <w:t xml:space="preserve">: </w:t>
-            </w:r>
-            <w:r>
-              <w:rPr>
-                <w:rtl w:val="true"/>
-                <w:lang w:eastAsia="ar-SA"/>
-              </w:rPr>
-              <w:t>{{</w:t>
+              <w:t>: {{</w:t>
             </w:r>
             <w:r>
               <w:rPr>
@@ -213,48 +192,82 @@
                 <w:rtl w:val="true"/>
                 <w:lang w:eastAsia="ar-SA"/>
               </w:rPr>
+              <w:t xml:space="preserve">}}  </w:t>
+            </w:r>
+            <w:r>
+              <w:rPr>
+                <w:rtl w:val="true"/>
+                <w:lang w:eastAsia="ar-SA"/>
+              </w:rPr>
+              <w:t>الفاكس</w:t>
+            </w:r>
+            <w:r>
+              <w:rPr>
+                <w:rtl w:val="true"/>
+                <w:lang w:eastAsia="ar-SA"/>
+              </w:rPr>
+              <w:t>: {{</w:t>
+            </w:r>
+            <w:r>
+              <w:rPr>
+                <w:lang w:eastAsia="ar-SA"/>
+              </w:rPr>
+              <w:t>fax_number</w:t>
+            </w:r>
+            <w:r>
+              <w:rPr>
+                <w:rtl w:val="true"/>
+                <w:lang w:eastAsia="ar-SA"/>
+              </w:rPr>
               <w:t>}}</w:t>
             </w:r>
-            <w:r>
-              <w:rPr>
-                <w:rtl w:val="true"/>
-                <w:lang w:eastAsia="ar-SA"/>
-              </w:rPr>
-              <w:t xml:space="preserve">  </w:t>
-            </w:r>
-            <w:r>
-              <w:rPr>
-                <w:rtl w:val="true"/>
-                <w:lang w:eastAsia="ar-SA"/>
-              </w:rPr>
-              <w:t>الفاكس</w:t>
-            </w:r>
-            <w:r>
-              <w:rPr>
-                <w:rtl w:val="true"/>
-                <w:lang w:eastAsia="ar-SA"/>
-              </w:rPr>
-              <w:t xml:space="preserve">: </w:t>
-            </w:r>
-            <w:r>
-              <w:rPr>
-                <w:rtl w:val="true"/>
-                <w:lang w:eastAsia="ar-SA"/>
-              </w:rPr>
-              <w:t>{{</w:t>
-            </w:r>
-            <w:r>
-              <w:rPr>
-                <w:lang w:eastAsia="ar-SA"/>
-              </w:rPr>
-              <w:t>fax_number</w:t>
-            </w:r>
-            <w:r>
-              <w:rPr>
-                <w:rtl w:val="true"/>
-                <w:lang w:eastAsia="ar-SA"/>
-              </w:rPr>
-              <w:t>}}</w:t>
+          </w:p>
+          <w:p>
+            <w:pPr>
+              <w:pStyle w:val="Normal"/>
+              <w:bidi w:val="1"/>
+              <w:jc w:val="left"/>
+              <w:rPr>
+                <w:lang w:eastAsia="ar-SA"/>
+              </w:rPr>
+            </w:pPr>
+            <w:r>
+              <w:rPr>
+                <w:rtl w:val="true"/>
+                <w:lang w:eastAsia="ar-SA"/>
+              </w:rPr>
+            </w:r>
+          </w:p>
+          <w:p>
+            <w:pPr>
+              <w:pStyle w:val="Normal"/>
+              <w:bidi w:val="1"/>
+              <w:jc w:val="left"/>
+              <w:rPr>
+                <w:lang w:eastAsia="ar-SA"/>
+              </w:rPr>
+            </w:pPr>
+            <w:r>
+              <w:rPr>
+                <w:rtl w:val="true"/>
+                <w:lang w:eastAsia="ar-SA"/>
+              </w:rPr>
+            </w:r>
+          </w:p>
+          <w:p>
+            <w:pPr>
+              <w:pStyle w:val="Normal"/>
+              <w:bidi w:val="1"/>
+              <w:jc w:val="left"/>
+              <w:rPr>
+                <w:lang w:eastAsia="ar-SA"/>
+              </w:rPr>
+            </w:pPr>
+            <w:r>
+              <w:rPr>
+                <w:rtl w:val="true"/>
+                <w:lang w:eastAsia="ar-SA"/>
+              </w:rPr>
             </w:r>
           </w:p>
         </w:tc>
@@ -283,14 +296,7 @@
                 <w:rtl w:val="true"/>
                 <w:lang w:eastAsia="ar-SA"/>
               </w:rPr>
-              <w:t xml:space="preserve">: </w:t>
-            </w:r>
-            <w:r>
-              <w:rPr>
-                <w:rtl w:val="true"/>
-                <w:lang w:eastAsia="ar-SA"/>
-              </w:rPr>
-              <w:t>{{</w:t>
+              <w:t>: {{</w:t>
             </w:r>
             <w:r>
               <w:rPr>
@@ -325,14 +331,7 @@
                 <w:rtl w:val="true"/>
                 <w:lang w:eastAsia="ar-SA"/>
               </w:rPr>
-              <w:t xml:space="preserve">: </w:t>
-            </w:r>
-            <w:r>
-              <w:rPr>
-                <w:rtl w:val="true"/>
-                <w:lang w:eastAsia="ar-SA"/>
-              </w:rPr>
-              <w:t>{{</w:t>
+              <w:t>: {{</w:t>
             </w:r>
             <w:r>
               <w:rPr>
@@ -352,7 +351,7 @@
       </w:tr>
       <w:tr>
         <w:trPr>
-          <w:trHeight w:val="1684" w:hRule="exact"/>
+          <w:trHeight w:val="2250" w:hRule="exact"/>
         </w:trPr>
         <w:tc>
           <w:tcPr>
@@ -368,26 +367,19 @@
               <w:pStyle w:val="Heading3"/>
               <w:bidi w:val="1"/>
               <w:jc w:val="left"/>
-              <w:rPr/>
-            </w:pPr>
-            <w:r>
-              <w:rPr>
-                <w:rtl w:val="true"/>
-                <w:lang w:eastAsia="ar-SA"/>
-              </w:rPr>
-              <w:t>إلى</w:t>
-            </w:r>
-            <w:r>
-              <w:rPr>
-                <w:rtl w:val="true"/>
-                <w:lang w:eastAsia="ar-SA"/>
-              </w:rPr>
-              <w:t>:</w:t>
-            </w:r>
-          </w:p>
-          <w:p>
-            <w:pPr>
-              <w:pStyle w:val="Normal"/>
+              <w:rPr>
+                <w:lang w:eastAsia="ar-SA"/>
+              </w:rPr>
+            </w:pPr>
+            <w:r>
+              <w:rPr>
+                <w:rtl w:val="true"/>
+              </w:rPr>
+            </w:r>
+          </w:p>
+          <w:p>
+            <w:pPr>
+              <w:pStyle w:val="Heading3"/>
               <w:bidi w:val="1"/>
               <w:jc w:val="left"/>
               <w:rPr/>
@@ -397,20 +389,14 @@
                 <w:rtl w:val="true"/>
                 <w:lang w:eastAsia="ar-SA"/>
               </w:rPr>
-              <w:t>{{</w:t>
-            </w:r>
-            <w:r>
-              <w:rPr>
-                <w:lang w:eastAsia="ar-SA"/>
-              </w:rPr>
-              <w:t>seller_name</w:t>
-            </w:r>
-            <w:r>
-              <w:rPr>
-                <w:rtl w:val="true"/>
-                <w:lang w:eastAsia="ar-SA"/>
-              </w:rPr>
-              <w:t>}}</w:t>
+              <w:t>إلى</w:t>
+            </w:r>
+            <w:r>
+              <w:rPr>
+                <w:rtl w:val="true"/>
+                <w:lang w:eastAsia="ar-SA"/>
+              </w:rPr>
+              <w:t>:</w:t>
             </w:r>
           </w:p>
           <w:p>
@@ -431,7 +417,7 @@
               <w:rPr>
                 <w:lang w:eastAsia="ar-SA"/>
               </w:rPr>
-              <w:t>company_name</w:t>
+              <w:t>seller_name</w:t>
             </w:r>
             <w:r>
               <w:rPr>
@@ -443,7 +429,7 @@
           </w:p>
           <w:p>
             <w:pPr>
-              <w:pStyle w:val="BodyText"/>
+              <w:pStyle w:val="Normal"/>
               <w:bidi w:val="1"/>
               <w:jc w:val="left"/>
               <w:rPr/>
@@ -459,6 +445,34 @@
               <w:rPr>
                 <w:lang w:eastAsia="ar-SA"/>
               </w:rPr>
+              <w:t>company_name</w:t>
+            </w:r>
+            <w:r>
+              <w:rPr>
+                <w:rtl w:val="true"/>
+                <w:lang w:eastAsia="ar-SA"/>
+              </w:rPr>
+              <w:t>}}</w:t>
+            </w:r>
+          </w:p>
+          <w:p>
+            <w:pPr>
+              <w:pStyle w:val="BodyText"/>
+              <w:bidi w:val="1"/>
+              <w:jc w:val="left"/>
+              <w:rPr/>
+            </w:pPr>
+            <w:r>
+              <w:rPr>
+                <w:rtl w:val="true"/>
+                <w:lang w:eastAsia="ar-SA"/>
+              </w:rPr>
+              <w:t>{{</w:t>
+            </w:r>
+            <w:r>
+              <w:rPr>
+                <w:lang w:eastAsia="ar-SA"/>
+              </w:rPr>
               <w:t>street_address</w:t>
             </w:r>
             <w:r>
@@ -481,6 +495,39 @@
             <w:r>
               <w:rPr>
                 <w:rtl w:val="true"/>
+                <w:lang w:eastAsia="ar-SA"/>
+              </w:rPr>
+            </w:r>
+          </w:p>
+          <w:p>
+            <w:pPr>
+              <w:pStyle w:val="Normal"/>
+              <w:bidi w:val="1"/>
+              <w:jc w:val="left"/>
+              <w:rPr>
+                <w:lang w:eastAsia="ar-SA"/>
+              </w:rPr>
+            </w:pPr>
+            <w:r>
+              <w:rPr>
+                <w:rtl w:val="true"/>
+                <w:lang w:eastAsia="ar-SA"/>
+              </w:rPr>
+            </w:r>
+          </w:p>
+          <w:p>
+            <w:pPr>
+              <w:pStyle w:val="Normal"/>
+              <w:bidi w:val="1"/>
+              <w:jc w:val="left"/>
+              <w:rPr>
+                <w:lang w:eastAsia="ar-SA"/>
+              </w:rPr>
+            </w:pPr>
+            <w:r>
+              <w:rPr>
+                <w:rtl w:val="true"/>
+                <w:lang w:eastAsia="ar-SA"/>
               </w:rPr>
             </w:r>
           </w:p>
@@ -568,6 +615,7 @@
             <w:r>
               <w:rPr>
                 <w:rtl w:val="true"/>
+                <w:lang w:eastAsia="ar-SA"/>
               </w:rPr>
             </w:r>
           </w:p>
@@ -611,6 +659,7 @@
             <w:pPr>
               <w:pStyle w:val="Heading3"/>
               <w:widowControl/>
+              <w:suppressAutoHyphens w:val="true"/>
               <w:bidi w:val="1"/>
               <w:spacing w:lineRule="auto" w:line="264" w:before="0" w:after="0"/>
               <w:jc w:val="left"/>
@@ -650,6 +699,7 @@
             <w:pPr>
               <w:pStyle w:val="BodyText"/>
               <w:widowControl/>
+              <w:suppressAutoHyphens w:val="true"/>
               <w:bidi w:val="1"/>
               <w:spacing w:lineRule="auto" w:line="264" w:before="0" w:after="0"/>
               <w:jc w:val="left"/>
@@ -801,6 +851,7 @@
             <w:pPr>
               <w:pStyle w:val="Normal"/>
               <w:widowControl/>
+              <w:suppressAutoHyphens w:val="true"/>
               <w:bidi w:val="1"/>
               <w:spacing w:lineRule="auto" w:line="264" w:before="0" w:after="0"/>
               <w:jc w:val="left"/>
@@ -810,12 +861,8 @@
             </w:pPr>
             <w:r>
               <w:rPr>
-                <w:rFonts w:eastAsia="ＭＳ Ｐゴシック"/>
-                <w:kern w:val="0"/>
-                <w:sz w:val="18"/>
-                <w:szCs w:val="18"/>
-                <w:rtl w:val="true"/>
-                <w:lang w:val="en-US" w:bidi="ar-SA"/>
+                <w:rtl w:val="true"/>
+                <w:lang w:eastAsia="ar-SA"/>
               </w:rPr>
             </w:r>
           </w:p>
@@ -844,6 +891,7 @@
           <w:p>
             <w:pPr>
               <w:pStyle w:val="Normal"/>
+              <w:suppressAutoHyphens w:val="true"/>
               <w:bidi w:val="1"/>
               <w:spacing w:lineRule="auto" w:line="264"/>
               <w:jc w:val="left"/>
@@ -874,7 +922,7 @@
         <w:tblLook w:val="0000" w:noHBand="0" w:noVBand="0" w:firstColumn="0" w:lastRow="0" w:lastColumn="0" w:firstRow="0"/>
       </w:tblPr>
       <w:tblGrid>
-        <w:gridCol w:w="9745"/>
+        <w:gridCol w:w="9746"/>
       </w:tblGrid>
       <w:tr>
         <w:trPr>
@@ -883,7 +931,7 @@
         </w:trPr>
         <w:tc>
           <w:tcPr>
-            <w:tcW w:w="9745" w:type="dxa"/>
+            <w:tcW w:w="9746" w:type="dxa"/>
             <w:tcBorders>
               <w:top w:val="single" w:sz="4" w:space="0" w:color="A6A6A6"/>
               <w:left w:val="single" w:sz="4" w:space="0" w:color="A6A6A6"/>
@@ -939,9 +987,9 @@
         <w:tblLook w:val="0600" w:noHBand="1" w:noVBand="1" w:firstColumn="0" w:lastRow="0" w:lastColumn="0" w:firstRow="0"/>
       </w:tblPr>
       <w:tblGrid>
-        <w:gridCol w:w="1760"/>
+        <w:gridCol w:w="1758"/>
         <w:gridCol w:w="5971"/>
-        <w:gridCol w:w="2019"/>
+        <w:gridCol w:w="2021"/>
       </w:tblGrid>
       <w:tr>
         <w:trPr>
@@ -949,7 +997,7 @@
         </w:trPr>
         <w:tc>
           <w:tcPr>
-            <w:tcW w:w="1760" w:type="dxa"/>
+            <w:tcW w:w="1758" w:type="dxa"/>
             <w:tcBorders>
               <w:top w:val="nil"/>
               <w:left w:val="nil"/>
@@ -961,6 +1009,7 @@
             <w:pPr>
               <w:pStyle w:val="Normal"/>
               <w:widowControl/>
+              <w:suppressAutoHyphens w:val="true"/>
               <w:bidi w:val="1"/>
               <w:spacing w:lineRule="auto" w:line="264" w:before="0" w:after="0"/>
               <w:jc w:val="left"/>
@@ -998,6 +1047,7 @@
             <w:pPr>
               <w:pStyle w:val="Heading2"/>
               <w:widowControl/>
+              <w:suppressAutoHyphens w:val="true"/>
               <w:bidi w:val="1"/>
               <w:spacing w:lineRule="auto" w:line="264" w:before="0" w:after="0"/>
               <w:jc w:val="right"/>
@@ -1025,7 +1075,7 @@
         </w:tc>
         <w:tc>
           <w:tcPr>
-            <w:tcW w:w="2019" w:type="dxa"/>
+            <w:tcW w:w="2021" w:type="dxa"/>
             <w:tcBorders>
               <w:top w:val="nil"/>
               <w:left w:val="single" w:sz="4" w:space="0" w:color="A6A6A6"/>
@@ -1041,6 +1091,7 @@
             <w:pPr>
               <w:pStyle w:val="Style9"/>
               <w:widowControl/>
+              <w:suppressAutoHyphens w:val="true"/>
               <w:bidi w:val="1"/>
               <w:spacing w:lineRule="auto" w:line="264" w:before="0" w:after="0"/>
               <w:jc w:val="right"/>
@@ -1093,7 +1144,7 @@
         </w:trPr>
         <w:tc>
           <w:tcPr>
-            <w:tcW w:w="1760" w:type="dxa"/>
+            <w:tcW w:w="1758" w:type="dxa"/>
             <w:tcBorders>
               <w:top w:val="nil"/>
               <w:left w:val="nil"/>
@@ -1105,6 +1156,7 @@
             <w:pPr>
               <w:pStyle w:val="Normal"/>
               <w:widowControl/>
+              <w:suppressAutoHyphens w:val="true"/>
               <w:bidi w:val="1"/>
               <w:spacing w:lineRule="auto" w:line="264" w:before="0" w:after="0"/>
               <w:jc w:val="left"/>
@@ -1142,6 +1194,7 @@
             <w:pPr>
               <w:pStyle w:val="Heading2"/>
               <w:widowControl/>
+              <w:suppressAutoHyphens w:val="true"/>
               <w:bidi w:val="1"/>
               <w:spacing w:lineRule="auto" w:line="264" w:before="0" w:after="0"/>
               <w:jc w:val="right"/>
@@ -1169,7 +1222,7 @@
         </w:tc>
         <w:tc>
           <w:tcPr>
-            <w:tcW w:w="2019" w:type="dxa"/>
+            <w:tcW w:w="2021" w:type="dxa"/>
             <w:tcBorders>
               <w:top w:val="single" w:sz="4" w:space="0" w:color="A6A6A6"/>
               <w:left w:val="single" w:sz="4" w:space="0" w:color="A6A6A6"/>
@@ -1185,6 +1238,7 @@
             <w:pPr>
               <w:pStyle w:val="Style9"/>
               <w:widowControl/>
+              <w:suppressAutoHyphens w:val="true"/>
               <w:bidi w:val="1"/>
               <w:spacing w:lineRule="auto" w:line="264" w:before="0" w:after="0"/>
               <w:jc w:val="right"/>
@@ -1237,7 +1291,7 @@
         </w:trPr>
         <w:tc>
           <w:tcPr>
-            <w:tcW w:w="1760" w:type="dxa"/>
+            <w:tcW w:w="1758" w:type="dxa"/>
             <w:tcBorders>
               <w:top w:val="nil"/>
               <w:left w:val="nil"/>
@@ -1249,6 +1303,7 @@
             <w:pPr>
               <w:pStyle w:val="Normal"/>
               <w:widowControl/>
+              <w:suppressAutoHyphens w:val="true"/>
               <w:bidi w:val="1"/>
               <w:spacing w:lineRule="auto" w:line="264" w:before="0" w:after="0"/>
               <w:jc w:val="left"/>
@@ -1286,6 +1341,7 @@
             <w:pPr>
               <w:pStyle w:val="Heading2"/>
               <w:widowControl/>
+              <w:suppressAutoHyphens w:val="true"/>
               <w:bidi w:val="1"/>
               <w:spacing w:lineRule="auto" w:line="264" w:before="0" w:after="0"/>
               <w:jc w:val="right"/>
@@ -1313,7 +1369,7 @@
         </w:tc>
         <w:tc>
           <w:tcPr>
-            <w:tcW w:w="2019" w:type="dxa"/>
+            <w:tcW w:w="2021" w:type="dxa"/>
             <w:tcBorders>
               <w:top w:val="single" w:sz="4" w:space="0" w:color="A6A6A6"/>
               <w:left w:val="single" w:sz="4" w:space="0" w:color="A6A6A6"/>
@@ -1329,6 +1385,7 @@
             <w:pPr>
               <w:pStyle w:val="Style9"/>
               <w:widowControl/>
+              <w:suppressAutoHyphens w:val="true"/>
               <w:bidi w:val="1"/>
               <w:spacing w:lineRule="auto" w:line="264" w:before="0" w:after="0"/>
               <w:jc w:val="right"/>
@@ -1430,14 +1487,7 @@
           <w:rtl w:val="true"/>
           <w:lang w:eastAsia="ar-SA"/>
         </w:rPr>
-        <w:t>[</w:t>
-      </w:r>
-      <w:r>
-        <w:rPr>
-          <w:rtl w:val="true"/>
-          <w:lang w:eastAsia="ar-SA"/>
-        </w:rPr>
-        <w:t>{{</w:t>
+        <w:t>[{{</w:t>
       </w:r>
       <w:r>
         <w:rPr>
@@ -1504,14 +1554,7 @@
           <w:rtl w:val="true"/>
           <w:lang w:eastAsia="ar-SA"/>
         </w:rPr>
-        <w:t>}}</w:t>
-      </w:r>
-      <w:r>
-        <w:rPr>
-          <w:rtl w:val="true"/>
-          <w:lang w:eastAsia="ar-SA"/>
-        </w:rPr>
-        <w:t>]</w:t>
+        <w:t>}}]</w:t>
       </w:r>
     </w:p>
     <w:p>
@@ -1600,7 +1643,7 @@
       <w:rPr>
         <w:lang w:eastAsia="ar-SA"/>
       </w:rPr>
-      <w:t>2</w:t>
+      <w:t>0</w:t>
     </w:r>
     <w:r>
       <w:rPr>
@@ -1683,7 +1726,7 @@
   <w:docDefaults>
     <w:rPrDefault>
       <w:rPr>
-        <w:rFonts w:ascii="Arial" w:hAnsi="Arial" w:eastAsia="ＭＳ Ｐゴシック" w:cs="Arial" w:asciiTheme="minorHAnsi" w:cstheme="minorBidi" w:eastAsiaTheme="minorEastAsia" w:hAnsiTheme="minorHAnsi"/>
+        <w:rFonts w:ascii="Arial" w:hAnsi="Arial" w:eastAsia="" w:cs="" w:asciiTheme="minorHAnsi" w:cstheme="minorBidi" w:eastAsiaTheme="minorEastAsia" w:hAnsiTheme="minorHAnsi"/>
         <w:sz w:val="18"/>
         <w:szCs w:val="18"/>
         <w:lang w:val="en-US" w:eastAsia="zh-CN" w:bidi="ar-SA"/>
@@ -2079,12 +2122,13 @@
     <w:rsid w:val="00de36b6"/>
     <w:pPr>
       <w:widowControl/>
+      <w:suppressAutoHyphens w:val="true"/>
       <w:bidi w:val="0"/>
       <w:spacing w:lineRule="auto" w:line="264" w:before="0" w:after="0"/>
       <w:jc w:val="left"/>
     </w:pPr>
     <w:rPr>
-      <w:rFonts w:ascii="Tahoma" w:hAnsi="Tahoma" w:cs="Tahoma" w:eastAsia="ＭＳ Ｐゴシック" w:eastAsiaTheme="minorEastAsia"/>
+      <w:rFonts w:ascii="Tahoma" w:hAnsi="Tahoma" w:eastAsia="" w:cs="Tahoma" w:eastAsiaTheme="minorEastAsia"/>
       <w:color w:val="auto"/>
       <w:spacing w:val="4"/>
       <w:kern w:val="0"/>
@@ -2156,7 +2200,7 @@
       <w:outlineLvl w:val="3"/>
     </w:pPr>
     <w:rPr>
-      <w:rFonts w:eastAsia="ＭＳ Ｐゴシック" w:eastAsiaTheme="majorEastAsia"/>
+      <w:rFonts w:eastAsia="" w:eastAsiaTheme="majorEastAsia"/>
       <w:b/>
       <w:bCs/>
       <w:caps/>
@@ -2179,7 +2223,7 @@
       <w:outlineLvl w:val="4"/>
     </w:pPr>
     <w:rPr>
-      <w:rFonts w:eastAsia="ＭＳ Ｐゴシック" w:eastAsiaTheme="majorEastAsia"/>
+      <w:rFonts w:eastAsia="" w:eastAsiaTheme="majorEastAsia"/>
       <w:color w:themeColor="accent1" w:themeShade="bf" w:val="365F91"/>
     </w:rPr>
   </w:style>
@@ -2273,7 +2317,7 @@
     <w:qFormat/>
     <w:rsid w:val="00de36b6"/>
     <w:rPr>
-      <w:rFonts w:ascii="Tahoma" w:hAnsi="Tahoma" w:eastAsia="ＭＳ Ｐゴシック" w:cs="Tahoma" w:eastAsiaTheme="majorEastAsia"/>
+      <w:rFonts w:ascii="Tahoma" w:hAnsi="Tahoma" w:eastAsia="" w:cs="Tahoma" w:eastAsiaTheme="majorEastAsia"/>
       <w:b/>
       <w:bCs/>
       <w:caps/>
@@ -2326,7 +2370,7 @@
     <w:qFormat/>
     <w:rsid w:val="00de36b6"/>
     <w:rPr>
-      <w:rFonts w:ascii="Tahoma" w:hAnsi="Tahoma" w:eastAsia="ＭＳ Ｐゴシック" w:cs="Tahoma" w:eastAsiaTheme="majorEastAsia"/>
+      <w:rFonts w:ascii="Tahoma" w:hAnsi="Tahoma" w:eastAsia="" w:cs="Tahoma" w:eastAsiaTheme="majorEastAsia"/>
       <w:b/>
       <w:bCs/>
       <w:caps/>
@@ -2342,7 +2386,7 @@
     <w:qFormat/>
     <w:rsid w:val="00de36b6"/>
     <w:rPr>
-      <w:rFonts w:ascii="Tahoma" w:hAnsi="Tahoma" w:eastAsia="ＭＳ Ｐゴシック" w:cs="Tahoma" w:eastAsiaTheme="majorEastAsia"/>
+      <w:rFonts w:ascii="Tahoma" w:hAnsi="Tahoma" w:eastAsia="" w:cs="Tahoma" w:eastAsiaTheme="majorEastAsia"/>
       <w:color w:themeColor="accent1" w:themeShade="bf" w:val="365F91"/>
       <w:spacing w:val="4"/>
     </w:rPr>
@@ -2474,7 +2518,7 @@
       <w:jc w:val="right"/>
     </w:pPr>
     <w:rPr>
-      <w:rFonts w:eastAsia="ＭＳ Ｐゴシック" w:eastAsiaTheme="majorEastAsia"/>
+      <w:rFonts w:eastAsia="" w:eastAsiaTheme="majorEastAsia"/>
       <w:b/>
       <w:bCs/>
       <w:caps/>

--- a/data/templates/invoice.docx
+++ b/data/templates/invoice.docx
@@ -374,6 +374,7 @@
             <w:r>
               <w:rPr>
                 <w:rtl w:val="true"/>
+                <w:lang w:eastAsia="ar-SA"/>
               </w:rPr>
             </w:r>
           </w:p>
@@ -987,9 +988,9 @@
         <w:tblLook w:val="0600" w:noHBand="1" w:noVBand="1" w:firstColumn="0" w:lastRow="0" w:lastColumn="0" w:firstRow="0"/>
       </w:tblPr>
       <w:tblGrid>
-        <w:gridCol w:w="1758"/>
+        <w:gridCol w:w="1757"/>
         <w:gridCol w:w="5971"/>
-        <w:gridCol w:w="2021"/>
+        <w:gridCol w:w="2022"/>
       </w:tblGrid>
       <w:tr>
         <w:trPr>
@@ -997,7 +998,7 @@
         </w:trPr>
         <w:tc>
           <w:tcPr>
-            <w:tcW w:w="1758" w:type="dxa"/>
+            <w:tcW w:w="1757" w:type="dxa"/>
             <w:tcBorders>
               <w:top w:val="nil"/>
               <w:left w:val="nil"/>
@@ -1075,7 +1076,7 @@
         </w:tc>
         <w:tc>
           <w:tcPr>
-            <w:tcW w:w="2021" w:type="dxa"/>
+            <w:tcW w:w="2022" w:type="dxa"/>
             <w:tcBorders>
               <w:top w:val="nil"/>
               <w:left w:val="single" w:sz="4" w:space="0" w:color="A6A6A6"/>
@@ -1144,7 +1145,7 @@
         </w:trPr>
         <w:tc>
           <w:tcPr>
-            <w:tcW w:w="1758" w:type="dxa"/>
+            <w:tcW w:w="1757" w:type="dxa"/>
             <w:tcBorders>
               <w:top w:val="nil"/>
               <w:left w:val="nil"/>
@@ -1222,7 +1223,7 @@
         </w:tc>
         <w:tc>
           <w:tcPr>
-            <w:tcW w:w="2021" w:type="dxa"/>
+            <w:tcW w:w="2022" w:type="dxa"/>
             <w:tcBorders>
               <w:top w:val="single" w:sz="4" w:space="0" w:color="A6A6A6"/>
               <w:left w:val="single" w:sz="4" w:space="0" w:color="A6A6A6"/>
@@ -1291,7 +1292,7 @@
         </w:trPr>
         <w:tc>
           <w:tcPr>
-            <w:tcW w:w="1758" w:type="dxa"/>
+            <w:tcW w:w="1757" w:type="dxa"/>
             <w:tcBorders>
               <w:top w:val="nil"/>
               <w:left w:val="nil"/>
@@ -1369,7 +1370,7 @@
         </w:tc>
         <w:tc>
           <w:tcPr>
-            <w:tcW w:w="2021" w:type="dxa"/>
+            <w:tcW w:w="2022" w:type="dxa"/>
             <w:tcBorders>
               <w:top w:val="single" w:sz="4" w:space="0" w:color="A6A6A6"/>
               <w:left w:val="single" w:sz="4" w:space="0" w:color="A6A6A6"/>
